--- a/Filmes Vencedores do OSCAR.docx
+++ b/Filmes Vencedores do OSCAR.docx
@@ -1,12 +1,13 @@
 
 <file path=word/document.xml><?xml version="1.0" encoding="utf-8"?>
 <w:document xmlns:wpc="http://schemas.microsoft.com/office/word/2010/wordprocessingCanvas" xmlns:cx="http://schemas.microsoft.com/office/drawing/2014/chartex" xmlns:cx1="http://schemas.microsoft.com/office/drawing/2015/9/8/chartex" xmlns:cx2="http://schemas.microsoft.com/office/drawing/2015/10/21/chartex" xmlns:cx3="http://schemas.microsoft.com/office/drawing/2016/5/9/chartex" xmlns:cx4="http://schemas.microsoft.com/office/drawing/2016/5/10/chartex" xmlns:cx5="http://schemas.microsoft.com/office/drawing/2016/5/11/chartex" xmlns:cx6="http://schemas.microsoft.com/office/drawing/2016/5/12/chartex" xmlns:cx7="http://schemas.microsoft.com/office/drawing/2016/5/13/chartex" xmlns:cx8="http://schemas.microsoft.com/office/drawing/2016/5/14/chartex" xmlns:mc="http://schemas.openxmlformats.org/markup-compatibility/2006" xmlns:aink="http://schemas.microsoft.com/office/drawing/2016/ink" xmlns:am3d="http://schemas.microsoft.com/office/drawing/2017/model3d" xmlns:o="urn:schemas-microsoft-com:office:office" xmlns:r="http://schemas.openxmlformats.org/officeDocument/2006/relationships" xmlns:m="http://schemas.openxmlformats.org/officeDocument/2006/math" xmlns:v="urn:schemas-microsoft-com:vml" xmlns:wp14="http://schemas.microsoft.com/office/word/2010/wordprocessingDrawing" xmlns:wp="http://schemas.openxmlformats.org/drawingml/2006/wordprocessingDrawing" xmlns:w10="urn:schemas-microsoft-com:office:word" xmlns:w="http://schemas.openxmlformats.org/wordprocessingml/2006/main" xmlns:w14="http://schemas.microsoft.com/office/word/2010/wordml" xmlns:w15="http://schemas.microsoft.com/office/word/2012/wordml" xmlns:w16cid="http://schemas.microsoft.com/office/word/2016/wordml/cid" xmlns:w16se="http://schemas.microsoft.com/office/word/2015/wordml/symex" xmlns:wpg="http://schemas.microsoft.com/office/word/2010/wordprocessingGroup" xmlns:wpi="http://schemas.microsoft.com/office/word/2010/wordprocessingInk" xmlns:wne="http://schemas.microsoft.com/office/word/2006/wordml" xmlns:wps="http://schemas.microsoft.com/office/word/2010/wordprocessingShape" mc:Ignorable="w14 w15 w16se w16cid wp14">
+  <w:background w:color="A5A5A5" w:themeColor="background1" w:themeShade="A5"/>
   <w:body>
     <w:tbl>
       <w:tblPr>
         <w:tblStyle w:val="Tabelacomgrade"/>
+        <w:tblpPr w:leftFromText="141" w:rightFromText="141" w:horzAnchor="margin" w:tblpXSpec="center" w:tblpY="840"/>
         <w:tblW w:w="8647" w:type="dxa"/>
-        <w:tblInd w:w="279" w:type="dxa"/>
         <w:tblLook w:val="04A0" w:firstRow="1" w:lastRow="0" w:firstColumn="1" w:lastColumn="0" w:noHBand="0" w:noVBand="1"/>
       </w:tblPr>
       <w:tblGrid>
@@ -253,13 +254,7 @@
               <w:rPr>
                 <w:color w:val="7030A0"/>
               </w:rPr>
-              <w:t>Diretor:</w:t>
-            </w:r>
-            <w:r>
-              <w:rPr>
-                <w:color w:val="7030A0"/>
-              </w:rPr>
-              <w:t>Brian de Palma</w:t>
+              <w:t>Diretor:Brian de Palma</w:t>
             </w:r>
           </w:p>
         </w:tc>
@@ -278,13 +273,7 @@
               <w:rPr>
                 <w:color w:val="7030A0"/>
               </w:rPr>
-              <w:t>Oscar Ganhos=</w:t>
-            </w:r>
-            <w:r>
-              <w:rPr>
-                <w:color w:val="7030A0"/>
-              </w:rPr>
-              <w:t>3</w:t>
+              <w:t>Oscar Ganhos=3</w:t>
             </w:r>
           </w:p>
         </w:tc>
@@ -345,13 +334,7 @@
               <w:rPr>
                 <w:color w:val="7030A0"/>
               </w:rPr>
-              <w:t>Diretor:</w:t>
-            </w:r>
-            <w:r>
-              <w:rPr>
-                <w:color w:val="7030A0"/>
-              </w:rPr>
-              <w:t xml:space="preserve"> Martin Scorsese</w:t>
+              <w:t>Diretor: Martin Scorsese</w:t>
             </w:r>
           </w:p>
         </w:tc>
@@ -370,13 +353,7 @@
               <w:rPr>
                 <w:color w:val="7030A0"/>
               </w:rPr>
-              <w:t>Oscar Ganhos=</w:t>
-            </w:r>
-            <w:r>
-              <w:rPr>
-                <w:color w:val="7030A0"/>
-              </w:rPr>
-              <w:t>2</w:t>
+              <w:t>Oscar Ganhos=2</w:t>
             </w:r>
           </w:p>
           <w:p>
@@ -425,13 +402,7 @@
               <w:rPr>
                 <w:color w:val="7030A0"/>
               </w:rPr>
-              <w:t>Ano</w:t>
-            </w:r>
-            <w:r>
-              <w:rPr>
-                <w:color w:val="7030A0"/>
-              </w:rPr>
-              <w:t xml:space="preserve"> 2016</w:t>
+              <w:t>Ano 2016</w:t>
             </w:r>
           </w:p>
         </w:tc>
@@ -450,13 +421,7 @@
               <w:rPr>
                 <w:color w:val="7030A0"/>
               </w:rPr>
-              <w:t>Diretor:</w:t>
-            </w:r>
-            <w:r>
-              <w:rPr>
-                <w:color w:val="7030A0"/>
-              </w:rPr>
-              <w:t>Claude Barras</w:t>
+              <w:t>Diretor:Claude Barras</w:t>
             </w:r>
           </w:p>
         </w:tc>
@@ -475,13 +440,7 @@
               <w:rPr>
                 <w:color w:val="7030A0"/>
               </w:rPr>
-              <w:t>Oscar Ganhos=</w:t>
-            </w:r>
-            <w:r>
-              <w:rPr>
-                <w:color w:val="7030A0"/>
-              </w:rPr>
-              <w:t>4</w:t>
+              <w:t>Oscar Ganhos=4</w:t>
             </w:r>
           </w:p>
         </w:tc>
@@ -522,13 +481,7 @@
               <w:rPr>
                 <w:color w:val="7030A0"/>
               </w:rPr>
-              <w:t>Ano</w:t>
-            </w:r>
-            <w:r>
-              <w:rPr>
-                <w:color w:val="7030A0"/>
-              </w:rPr>
-              <w:t xml:space="preserve"> 2003</w:t>
+              <w:t>Ano 2003</w:t>
             </w:r>
           </w:p>
         </w:tc>
@@ -566,15 +519,171 @@
               <w:rPr>
                 <w:color w:val="7030A0"/>
               </w:rPr>
-              <w:t>Oscar Ganhos=</w:t>
-            </w:r>
-            <w:r>
-              <w:rPr>
-                <w:color w:val="7030A0"/>
-              </w:rPr>
-              <w:t>11</w:t>
-            </w:r>
-          </w:p>
+              <w:t>Oscar Ganhos=11</w:t>
+            </w:r>
+          </w:p>
+          <w:p>
+            <w:pPr>
+              <w:rPr>
+                <w:color w:val="7030A0"/>
+              </w:rPr>
+            </w:pPr>
+          </w:p>
+          <w:p>
+            <w:pPr>
+              <w:rPr>
+                <w:color w:val="7030A0"/>
+              </w:rPr>
+            </w:pPr>
+          </w:p>
+        </w:tc>
+      </w:tr>
+      <w:tr>
+        <w:tc>
+          <w:tcPr>
+            <w:tcW w:w="1844" w:type="dxa"/>
+            <w:shd w:val="clear" w:color="auto" w:fill="F4B083" w:themeFill="accent2" w:themeFillTint="99"/>
+          </w:tcPr>
+          <w:p>
+            <w:pPr>
+              <w:rPr>
+                <w:color w:val="7030A0"/>
+                <w:sz w:val="24"/>
+              </w:rPr>
+            </w:pPr>
+            <w:r>
+              <w:rPr>
+                <w:color w:val="7030A0"/>
+              </w:rPr>
+              <w:t>Alien o 8.º</w:t>
+            </w:r>
+          </w:p>
+          <w:p>
+            <w:pPr>
+              <w:rPr>
+                <w:color w:val="7030A0"/>
+              </w:rPr>
+            </w:pPr>
+            <w:r>
+              <w:rPr>
+                <w:color w:val="7030A0"/>
+              </w:rPr>
+              <w:t>Passageiro</w:t>
+            </w:r>
+          </w:p>
+        </w:tc>
+        <w:tc>
+          <w:tcPr>
+            <w:tcW w:w="2123" w:type="dxa"/>
+            <w:shd w:val="clear" w:color="auto" w:fill="F4B083" w:themeFill="accent2" w:themeFillTint="99"/>
+          </w:tcPr>
+          <w:p>
+            <w:pPr>
+              <w:jc w:val="center"/>
+              <w:rPr>
+                <w:color w:val="7030A0"/>
+              </w:rPr>
+            </w:pPr>
+            <w:r>
+              <w:rPr>
+                <w:color w:val="7030A0"/>
+              </w:rPr>
+              <w:t>Ano 1971</w:t>
+            </w:r>
+          </w:p>
+        </w:tc>
+        <w:tc>
+          <w:tcPr>
+            <w:tcW w:w="2124" w:type="dxa"/>
+            <w:shd w:val="clear" w:color="auto" w:fill="F4B083" w:themeFill="accent2" w:themeFillTint="99"/>
+          </w:tcPr>
+          <w:p>
+            <w:pPr>
+              <w:rPr>
+                <w:color w:val="7030A0"/>
+              </w:rPr>
+            </w:pPr>
+            <w:r>
+              <w:rPr>
+                <w:color w:val="7030A0"/>
+              </w:rPr>
+              <w:t>Diretor: Ridley Scott</w:t>
+            </w:r>
+          </w:p>
+        </w:tc>
+        <w:tc>
+          <w:tcPr>
+            <w:tcW w:w="2556" w:type="dxa"/>
+            <w:shd w:val="clear" w:color="auto" w:fill="F4B083" w:themeFill="accent2" w:themeFillTint="99"/>
+          </w:tcPr>
+          <w:p>
+            <w:pPr>
+              <w:rPr>
+                <w:color w:val="7030A0"/>
+              </w:rPr>
+            </w:pPr>
+            <w:r>
+              <w:rPr>
+                <w:color w:val="7030A0"/>
+              </w:rPr>
+              <w:t>Oscar Ganhos</w:t>
+            </w:r>
+            <w:r>
+              <w:rPr>
+                <w:color w:val="7030A0"/>
+              </w:rPr>
+              <w:t>=8</w:t>
+            </w:r>
+          </w:p>
+        </w:tc>
+      </w:tr>
+      <w:tr>
+        <w:tc>
+          <w:tcPr>
+            <w:tcW w:w="1844" w:type="dxa"/>
+            <w:shd w:val="clear" w:color="auto" w:fill="F4B083" w:themeFill="accent2" w:themeFillTint="99"/>
+          </w:tcPr>
+          <w:p>
+            <w:pPr>
+              <w:rPr>
+                <w:color w:val="7030A0"/>
+                <w:u w:val="single"/>
+              </w:rPr>
+            </w:pPr>
+          </w:p>
+        </w:tc>
+        <w:tc>
+          <w:tcPr>
+            <w:tcW w:w="2123" w:type="dxa"/>
+            <w:shd w:val="clear" w:color="auto" w:fill="F4B083" w:themeFill="accent2" w:themeFillTint="99"/>
+          </w:tcPr>
+          <w:p>
+            <w:pPr>
+              <w:jc w:val="center"/>
+              <w:rPr>
+                <w:color w:val="7030A0"/>
+              </w:rPr>
+            </w:pPr>
+          </w:p>
+        </w:tc>
+        <w:tc>
+          <w:tcPr>
+            <w:tcW w:w="2124" w:type="dxa"/>
+            <w:shd w:val="clear" w:color="auto" w:fill="F4B083" w:themeFill="accent2" w:themeFillTint="99"/>
+          </w:tcPr>
+          <w:p>
+            <w:pPr>
+              <w:rPr>
+                <w:color w:val="7030A0"/>
+              </w:rPr>
+            </w:pPr>
+          </w:p>
+        </w:tc>
+        <w:tc>
+          <w:tcPr>
+            <w:tcW w:w="2556" w:type="dxa"/>
+            <w:shd w:val="clear" w:color="auto" w:fill="F4B083" w:themeFill="accent2" w:themeFillTint="99"/>
+          </w:tcPr>
           <w:p>
             <w:pPr>
               <w:rPr>
@@ -611,7 +720,55 @@
             <w:gridSpan w:val="7"/>
           </w:tcPr>
           <w:p>
-            <w:r>
+            <w:pPr>
+              <w:rPr>
+                <w:b w:val="0"/>
+                <w:u w:val="single"/>
+              </w:rPr>
+            </w:pPr>
+          </w:p>
+          <w:p>
+            <w:pPr>
+              <w:rPr>
+                <w:b w:val="0"/>
+                <w:u w:val="single"/>
+              </w:rPr>
+            </w:pPr>
+          </w:p>
+          <w:p>
+            <w:pPr>
+              <w:rPr>
+                <w:b w:val="0"/>
+                <w:u w:val="single"/>
+              </w:rPr>
+            </w:pPr>
+          </w:p>
+          <w:p>
+            <w:pPr>
+              <w:rPr>
+                <w:b w:val="0"/>
+                <w:u w:val="single"/>
+              </w:rPr>
+            </w:pPr>
+          </w:p>
+          <w:p>
+            <w:pPr>
+              <w:rPr>
+                <w:b w:val="0"/>
+                <w:u w:val="single"/>
+              </w:rPr>
+            </w:pPr>
+          </w:p>
+          <w:p>
+            <w:pPr>
+              <w:rPr>
+                <w:u w:val="single"/>
+              </w:rPr>
+            </w:pPr>
+            <w:r>
+              <w:rPr>
+                <w:u w:val="single"/>
+              </w:rPr>
               <w:t>Outubro 2025 Feito no DIA</w:t>
             </w:r>
           </w:p>
@@ -628,7 +785,15 @@
             <w:vAlign w:val="bottom"/>
           </w:tcPr>
           <w:p>
-            <w:r>
+            <w:pPr>
+              <w:rPr>
+                <w:u w:val="single"/>
+              </w:rPr>
+            </w:pPr>
+            <w:r>
+              <w:rPr>
+                <w:u w:val="single"/>
+              </w:rPr>
               <w:t>S</w:t>
             </w:r>
           </w:p>
@@ -639,7 +804,15 @@
             <w:vAlign w:val="bottom"/>
           </w:tcPr>
           <w:p>
-            <w:r>
+            <w:pPr>
+              <w:rPr>
+                <w:u w:val="single"/>
+              </w:rPr>
+            </w:pPr>
+            <w:r>
+              <w:rPr>
+                <w:u w:val="single"/>
+              </w:rPr>
               <w:t>T</w:t>
             </w:r>
           </w:p>
@@ -651,9 +824,15 @@
             <w:vAlign w:val="bottom"/>
           </w:tcPr>
           <w:p>
+            <w:pPr>
+              <w:rPr>
+                <w:u w:val="single"/>
+              </w:rPr>
+            </w:pPr>
             <w:r>
               <w:rPr>
                 <w:color w:val="FF0000"/>
+                <w:u w:val="single"/>
               </w:rPr>
               <w:t>Q</w:t>
             </w:r>
@@ -665,7 +844,15 @@
             <w:vAlign w:val="bottom"/>
           </w:tcPr>
           <w:p>
-            <w:r>
+            <w:pPr>
+              <w:rPr>
+                <w:u w:val="single"/>
+              </w:rPr>
+            </w:pPr>
+            <w:r>
+              <w:rPr>
+                <w:u w:val="single"/>
+              </w:rPr>
               <w:t>Q</w:t>
             </w:r>
           </w:p>
@@ -676,7 +863,15 @@
             <w:vAlign w:val="bottom"/>
           </w:tcPr>
           <w:p>
-            <w:r>
+            <w:pPr>
+              <w:rPr>
+                <w:u w:val="single"/>
+              </w:rPr>
+            </w:pPr>
+            <w:r>
+              <w:rPr>
+                <w:u w:val="single"/>
+              </w:rPr>
               <w:t>S</w:t>
             </w:r>
           </w:p>
@@ -687,7 +882,15 @@
             <w:vAlign w:val="bottom"/>
           </w:tcPr>
           <w:p>
-            <w:r>
+            <w:pPr>
+              <w:rPr>
+                <w:u w:val="single"/>
+              </w:rPr>
+            </w:pPr>
+            <w:r>
+              <w:rPr>
+                <w:u w:val="single"/>
+              </w:rPr>
               <w:t>S</w:t>
             </w:r>
           </w:p>
@@ -698,7 +901,15 @@
             <w:vAlign w:val="bottom"/>
           </w:tcPr>
           <w:p>
-            <w:r>
+            <w:pPr>
+              <w:rPr>
+                <w:u w:val="single"/>
+              </w:rPr>
+            </w:pPr>
+            <w:r>
+              <w:rPr>
+                <w:u w:val="single"/>
+              </w:rPr>
               <w:t>D</w:t>
             </w:r>
           </w:p>
@@ -713,13 +924,25 @@
           <w:tcPr>
             <w:tcW w:w="720" w:type="dxa"/>
           </w:tcPr>
-          <w:p/>
+          <w:p>
+            <w:pPr>
+              <w:rPr>
+                <w:u w:val="single"/>
+              </w:rPr>
+            </w:pPr>
+          </w:p>
         </w:tc>
         <w:tc>
           <w:tcPr>
             <w:tcW w:w="720" w:type="dxa"/>
           </w:tcPr>
-          <w:p/>
+          <w:p>
+            <w:pPr>
+              <w:rPr>
+                <w:u w:val="single"/>
+              </w:rPr>
+            </w:pPr>
+          </w:p>
         </w:tc>
         <w:tc>
           <w:tcPr>
@@ -727,9 +950,15 @@
             <w:shd w:val="clear" w:color="auto" w:fill="000000" w:themeFill="text1"/>
           </w:tcPr>
           <w:p>
+            <w:pPr>
+              <w:rPr>
+                <w:u w:val="single"/>
+              </w:rPr>
+            </w:pPr>
             <w:r>
               <w:rPr>
                 <w:color w:val="FF0000"/>
+                <w:u w:val="single"/>
               </w:rPr>
               <w:t>1</w:t>
             </w:r>
@@ -739,26 +968,52 @@
           <w:tcPr>
             <w:tcW w:w="720" w:type="dxa"/>
           </w:tcPr>
-          <w:p/>
+          <w:p>
+            <w:pPr>
+              <w:rPr>
+                <w:u w:val="single"/>
+              </w:rPr>
+            </w:pPr>
+          </w:p>
         </w:tc>
         <w:tc>
           <w:tcPr>
             <w:tcW w:w="720" w:type="dxa"/>
           </w:tcPr>
-          <w:p/>
+          <w:p>
+            <w:pPr>
+              <w:rPr>
+                <w:u w:val="single"/>
+              </w:rPr>
+            </w:pPr>
+          </w:p>
         </w:tc>
         <w:tc>
           <w:tcPr>
             <w:tcW w:w="720" w:type="dxa"/>
           </w:tcPr>
-          <w:p/>
+          <w:p>
+            <w:pPr>
+              <w:rPr>
+                <w:u w:val="single"/>
+              </w:rPr>
+            </w:pPr>
+          </w:p>
         </w:tc>
         <w:tc>
           <w:tcPr>
             <w:tcW w:w="720" w:type="dxa"/>
           </w:tcPr>
-          <w:p/>
-        </w:tc>
+          <w:p>
+            <w:pPr>
+              <w:rPr>
+                <w:u w:val="single"/>
+              </w:rPr>
+            </w:pPr>
+          </w:p>
+        </w:tc>
+        <w:bookmarkStart w:id="0" w:name="_GoBack"/>
+        <w:bookmarkEnd w:id="0"/>
       </w:tr>
       <w:tr>
         <w:trPr>
@@ -772,34 +1027,55 @@
             <w:tcW w:w="720" w:type="dxa"/>
           </w:tcPr>
           <w:p>
-            <w:bookmarkStart w:id="0" w:name="_GoBack"/>
-            <w:bookmarkEnd w:id="0"/>
+            <w:pPr>
+              <w:rPr>
+                <w:u w:val="single"/>
+              </w:rPr>
+            </w:pPr>
           </w:p>
         </w:tc>
         <w:tc>
           <w:tcPr>
             <w:tcW w:w="720" w:type="dxa"/>
           </w:tcPr>
-          <w:p/>
+          <w:p>
+            <w:pPr>
+              <w:rPr>
+                <w:u w:val="single"/>
+              </w:rPr>
+            </w:pPr>
+          </w:p>
         </w:tc>
         <w:tc>
           <w:tcPr>
             <w:tcW w:w="720" w:type="dxa"/>
           </w:tcPr>
-          <w:p/>
+          <w:p>
+            <w:pPr>
+              <w:rPr>
+                <w:u w:val="single"/>
+              </w:rPr>
+            </w:pPr>
+          </w:p>
         </w:tc>
         <w:tc>
           <w:tcPr>
             <w:tcW w:w="720" w:type="dxa"/>
           </w:tcPr>
-          <w:p/>
+          <w:p>
+            <w:pPr>
+              <w:rPr>
+                <w:u w:val="single"/>
+              </w:rPr>
+            </w:pPr>
+          </w:p>
         </w:tc>
       </w:tr>
     </w:tbl>
     <w:p/>
     <w:sectPr>
       <w:pgSz w:w="11906" w:h="16838"/>
-      <w:pgMar w:top="1417" w:right="1701" w:bottom="1417" w:left="1701" w:header="708" w:footer="708" w:gutter="0"/>
+      <w:pgMar w:top="720" w:right="720" w:bottom="720" w:left="720" w:header="708" w:footer="708" w:gutter="0"/>
       <w:cols w:space="708"/>
       <w:docGrid w:linePitch="360"/>
     </w:sectPr>
@@ -2170,7 +2446,7 @@
 </file>
 
 <file path=customXml/itemProps1.xml><?xml version="1.0" encoding="utf-8"?>
-<ds:datastoreItem xmlns:ds="http://schemas.openxmlformats.org/officeDocument/2006/customXml" ds:itemID="{51B5A8CA-DFE6-4048-9EA4-56F42EC9CA7D}">
+<ds:datastoreItem xmlns:ds="http://schemas.openxmlformats.org/officeDocument/2006/customXml" ds:itemID="{5CA186A2-AB8D-41EB-A0B1-A42C556A45B0}">
   <ds:schemaRefs>
     <ds:schemaRef ds:uri="http://schemas.openxmlformats.org/officeDocument/2006/bibliography"/>
   </ds:schemaRefs>
